--- a/PaymentPractices/Source/Payment Practices/src/Reports/Payment Practice by Vendor Size.docx
+++ b/PaymentPractices/Source/Payment Practices/src/Reports/Payment Practice by Vendor Size.docx
@@ -770,7 +770,7 @@
                     <w:placeholder>
                       <w:docPart w:val="DefaultPlaceholder_-1854013440"/>
                     </w:placeholder>
-                    <w15:dataBinding w:prefixMappings="xmlns:ns0='urn:microsoft-dynamics-nav/reports/Payment_Practice/685/'" w:xpath="/ns0:NavWordReportXmlPart[1]/ns0:PaymentPracticeHeader[1]/ns0:PaymentPracticeLine[1]/ns0:Line_Company_Size_Code[1]" w:storeItemID="{70836790-78E2-4AC1-A094-CFE1139C1F3F}"/>
+                    <w15:dataBinding w:prefixMappings="xmlns:ns0='urn:microsoft-dynamics-nav/reports/Payment_Practice/685/' " w:xpath="/ns0:NavWordReportXmlPart[1]/ns0:PaymentPracticeHeader[1]/ns0:PaymentPracticeLine[1]/ns0:Line_Company_Size_Code[1]" w:storeItemID="{70836790-78E2-4AC1-A094-CFE1139C1F3F}"/>
                   </w:sdtPr>
                   <w:sdtContent>
                     <w:tc>
@@ -795,7 +795,7 @@
                     <w:placeholder>
                       <w:docPart w:val="DefaultPlaceholder_-1854013440"/>
                     </w:placeholder>
-                    <w15:dataBinding w:prefixMappings="xmlns:ns0='urn:microsoft-dynamics-nav/reports/Payment_Practice/685/'" w:xpath="/ns0:NavWordReportXmlPart[1]/ns0:PaymentPracticeHeader[1]/ns0:PaymentPracticeLine[1]/ns0:Line_Average_Agreed_Payment_Period[1]" w:storeItemID="{70836790-78E2-4AC1-A094-CFE1139C1F3F}"/>
+                    <w15:dataBinding w:prefixMappings="xmlns:ns0='urn:microsoft-dynamics-nav/reports/Payment_Practice/685/' " w:xpath="/ns0:NavWordReportXmlPart[1]/ns0:PaymentPracticeHeader[1]/ns0:PaymentPracticeLine[1]/ns0:Line_Average_Agreed_Payment_Period[1]" w:storeItemID="{70836790-78E2-4AC1-A094-CFE1139C1F3F}"/>
                   </w:sdtPr>
                   <w:sdtContent>
                     <w:tc>
@@ -820,7 +820,7 @@
                     <w:placeholder>
                       <w:docPart w:val="DefaultPlaceholder_-1854013440"/>
                     </w:placeholder>
-                    <w15:dataBinding w:prefixMappings="xmlns:ns0='urn:microsoft-dynamics-nav/reports/Payment_Practice/685/'" w:xpath="/ns0:NavWordReportXmlPart[1]/ns0:PaymentPracticeHeader[1]/ns0:PaymentPracticeLine[1]/ns0:Line_Average_Actual_Payment_Period[1]" w:storeItemID="{70836790-78E2-4AC1-A094-CFE1139C1F3F}"/>
+                    <w15:dataBinding w:prefixMappings="xmlns:ns0='urn:microsoft-dynamics-nav/reports/Payment_Practice/685/' " w:xpath="/ns0:NavWordReportXmlPart[1]/ns0:PaymentPracticeHeader[1]/ns0:PaymentPracticeLine[1]/ns0:Line_Average_Actual_Payment_Period[1]" w:storeItemID="{70836790-78E2-4AC1-A094-CFE1139C1F3F}"/>
                   </w:sdtPr>
                   <w:sdtContent>
                     <w:tc>
@@ -845,7 +845,7 @@
                     <w:placeholder>
                       <w:docPart w:val="DefaultPlaceholder_-1854013440"/>
                     </w:placeholder>
-                    <w15:dataBinding w:prefixMappings="xmlns:ns0='urn:microsoft-dynamics-nav/reports/Payment_Practice/685/'" w:xpath="/ns0:NavWordReportXmlPart[1]/ns0:PaymentPracticeHeader[1]/ns0:PaymentPracticeLine[1]/ns0:Line_Pct_Paid_on_Time[1]" w:storeItemID="{70836790-78E2-4AC1-A094-CFE1139C1F3F}"/>
+                    <w15:dataBinding w:prefixMappings="xmlns:ns0='urn:microsoft-dynamics-nav/reports/Payment_Practice/685/' " w:xpath="/ns0:NavWordReportXmlPart[1]/ns0:PaymentPracticeHeader[1]/ns0:PaymentPracticeLine[1]/ns0:Line_Pct_Paid_on_Time[1]" w:storeItemID="{70836790-78E2-4AC1-A094-CFE1139C1F3F}"/>
                   </w:sdtPr>
                   <w:sdtContent>
                     <w:tc>
@@ -2222,183 +2222,135 @@
 <b:Sources xmlns:b="http://schemas.openxmlformats.org/officeDocument/2006/bibliography" xmlns="http://schemas.openxmlformats.org/officeDocument/2006/bibliography" SelectedStyle="\APASixthEditionOfficeOnline.xsl" StyleName="APA" Version="6"/>
 </file>
 
-<file path=customXml/item3.xml>��< ? x m l   v e r s i o n = " 1 . 0 "   e n c o d i n g = " u t f - 1 6 " ? > - 
- < N a v W o r d R e p o r t X m l P a r t   x m l n s = " u r n : m i c r o s o f t - d y n a m i c s - n a v / r e p o r t s / P a y m e n t _ P r a c t i c e / 6 8 5 / " > - 
-     < B C R e p o r t I n f o r m a t i o n > - 
-         < R e p o r t M e t a d a t a > - 
-             < E x t e n s i o n I d > E x t e n s i o n   I D < / E x t e n s i o n I d > - 
-             < E x t e n s i o n N a m e > E x t e n s i o n   N a m e < / E x t e n s i o n N a m e > - 
-             < E x t e n s i o n P u b l i s h e r > E x t e n s i o n   P u b l i s h e r < / E x t e n s i o n P u b l i s h e r > - 
-             < E x t e n s i o n V e r s i o n > E x t e n s i o n   V e r s i o n < / E x t e n s i o n V e r s i o n > - 
-             < R e p o r t I d > R e p o r t   I D < / R e p o r t I d > - 
-             < R e p o r t N a m e > R e p o r t   N a m e < / R e p o r t N a m e > - 
-             < A b o u t T h i s R e p o r t T i t l e > A b o u t   T h i s   R e p o r t   T i t l e < / A b o u t T h i s R e p o r t T i t l e > - 
-             < A b o u t T h i s R e p o r t T e x t > A b o u t   T h i s   R e p o r t   T e x t < / A b o u t T h i s R e p o r t T e x t > - 
-             < R e p o r t H e l p L i n k > R e p o r t   H e l p   L i n k < / R e p o r t H e l p L i n k > - 
-         < / R e p o r t M e t a d a t a > - 
-         < R e p o r t R e q u e s t > - 
-             < T e n a n t E n t r a I d > T e n a n t   E n t r a   I d < / T e n a n t E n t r a I d > - 
-             < E n v i r o n m e n t N a m e > E n v i r o n m e n t   N a m e < / E n v i r o n m e n t N a m e > - 
-             < E n v i r o n m e n t T y p e > E n v i r o n m e n t   T y p e < / E n v i r o n m e n t T y p e > - 
-             < C o m p a n y N a m e > C o m p a n y   N a m e < / C o m p a n y N a m e > - 
-             < C o m p a n y D i s p l a y N a m e > C o m p a n y   D i s p l a y   N a m e < / C o m p a n y D i s p l a y N a m e > - 
-             < C o m p a n y I d > C o m p a n y   I D < / C o m p a n y I d > - 
-             < U s e r N a m e > U s e r   N a m e < / U s e r N a m e > - 
-             < D a t e A n d T i m e > D a t e   a n d   T i m e < / D a t e A n d T i m e > - 
-             < L a n g u a g e > L a n g u a g e < / L a n g u a g e > - 
-             < F o r m a t R e g i o n > F o r m a t   R e g i o n < / F o r m a t R e g i o n > - 
-             < D a t e T i m e V a l u e s > - 
-                 < Y e a r > Y e a r < / Y e a r > - 
-                 < M o n t h N u m b e r > M o n t h   N u m b e r < / M o n t h N u m b e r > - 
-                 < D a y N u m b e r > D a y   N u m b e r < / D a y N u m b e r > - 
-                 < H o u r > H o u r < / H o u r > - 
-                 < M i n u t e > M i n u t e < / M i n u t e > - 
-             < / D a t e T i m e V a l u e s > - 
-         < / R e p o r t R e q u e s t > - 
-     < / B C R e p o r t I n f o r m a t i o n > - 
-     < P a y m e n t P r a c t i c e H e a d e r > - 
-         < A g g r e g a t i o n _ T y p e > A g g r e g a t i o n _ T y p e < / A g g r e g a t i o n _ T y p e > - 
-         < A g g r e g a t i o n _ T y p e _ C a p t i o n > A g g r e g a t i o n _ T y p e _ C a p t i o n < / A g g r e g a t i o n _ T y p e _ C a p t i o n > - 
-         < A v e r a g e _ A c t u a l _ P a y m e n t _ P e r i o d > A v e r a g e _ A c t u a l _ P a y m e n t _ P e r i o d < / A v e r a g e _ A c t u a l _ P a y m e n t _ P e r i o d > - 
-         < A v e r a g e _ A c t u a l _ P a y m e n t _ P e r i o d _ C a p t i o n > A v e r a g e _ A c t u a l _ P a y m e n t _ P e r i o d _ C a p t i o n < / A v e r a g e _ A c t u a l _ P a y m e n t _ P e r i o d _ C a p t i o n > - 
-         < A v e r a g e _ A g r e e d _ P a y m e n t _ P e r i o d > A v e r a g e _ A g r e e d _ P a y m e n t _ P e r i o d < / A v e r a g e _ A g r e e d _ P a y m e n t _ P e r i o d > - 
-         < A v e r a g e _ A g r e e d _ P a y m e n t _ P e r i o d _ C a p t i o n > A v e r a g e _ A g r e e d _ P a y m e n t _ P e r i o d _ C a p t i o n < / A v e r a g e _ A g r e e d _ P a y m e n t _ P e r i o d _ C a p t i o n > - 
-         < E n d i n g _ D a t e > E n d i n g _ D a t e < / E n d i n g _ D a t e > - 
-         < E n d i n g _ D a t e _ C a p t i o n > E n d i n g _ D a t e _ C a p t i o n < / E n d i n g _ D a t e _ C a p t i o n > - 
-         < H e a d e r _ C a p t i o n > H e a d e r _ C a p t i o n < / H e a d e r _ C a p t i o n > - 
-         < H e a d e r _ N o > H e a d e r _ N o < / H e a d e r _ N o > - 
-         < H e a d e r _ T y p e > H e a d e r _ T y p e < / H e a d e r _ T y p e > - 
-         < H e a d e r _ T y p e _ C a p t i o n > H e a d e r _ T y p e _ C a p t i o n < / H e a d e r _ T y p e _ C a p t i o n > - 
-         < M e d i a n _ P a y m e n t _ T i m e > M e d i a n _ P a y m e n t _ T i m e < / M e d i a n _ P a y m e n t _ T i m e > - 
-         < M e d i a n _ P a y m e n t _ T i m e _ C a p t i o n > M e d i a n _ P a y m e n t _ T i m e _ C a p t i o n < / M e d i a n _ P a y m e n t _ T i m e _ C a p t i o n > - 
-         < M o d e _ P a y m e n t _ T i m e > M o d e _ P a y m e n t _ T i m e < / M o d e _ P a y m e n t _ T i m e > - 
-         < M o d e _ P a y m e n t _ T i m e _ C a p t i o n > M o d e _ P a y m e n t _ T i m e _ C a p t i o n < / M o d e _ P a y m e n t _ T i m e _ C a p t i o n > - 
-         < M o d e _ P a y m e n t _ T i m e _ M a x > M o d e _ P a y m e n t _ T i m e _ M a x < / M o d e _ P a y m e n t _ T i m e _ M a x > - 
-         < M o d e _ P a y m e n t _ T i m e _ M a x _ C a p t i o n > M o d e _ P a y m e n t _ T i m e _ M a x _ C a p t i o n < / M o d e _ P a y m e n t _ T i m e _ M a x _ C a p t i o n > - 
-         < M o d e _ P a y m e n t _ T i m e _ M i n > M o d e _ P a y m e n t _ T i m e _ M i n < / M o d e _ P a y m e n t _ T i m e _ M i n > - 
-         < M o d e _ P a y m e n t _ T i m e _ M i n _ C a p t i o n > M o d e _ P a y m e n t _ T i m e _ M i n _ C a p t i o n < / M o d e _ P a y m e n t _ T i m e _ M i n _ C a p t i o n > - 
-         < P c t _ P a i d _ o n _ T i m e > P c t _ P a i d _ o n _ T i m e < / P c t _ P a i d _ o n _ T i m e > - 
-         < P c t _ P a i d _ o n _ T i m e _ C a p t i o n > P c t _ P a i d _ o n _ T i m e _ C a p t i o n < / P c t _ P a i d _ o n _ T i m e _ C a p t i o n > - 
-         < P c t _ P e p p o l _ E n a b l e d > P c t _ P e p p o l _ E n a b l e d < / P c t _ P e p p o l _ E n a b l e d > - 
-         < P c t _ P e p p o l _ E n a b l e d _ C a p t i o n > P c t _ P e p p o l _ E n a b l e d _ C a p t i o n < / P c t _ P e p p o l _ E n a b l e d _ C a p t i o n > - 
-         < P c t _ S m a l l _ B u s i n e s s _ P a y m e n t s > P c t _ S m a l l _ B u s i n e s s _ P a y m e n t s < / P c t _ S m a l l _ B u s i n e s s _ P a y m e n t s > - 
-         < P c t _ S m a l l _ B u s i n e s s _ P a y m e n t s _ C a p t i o n > P c t _ S m a l l _ B u s i n e s s _ P a y m e n t s _ C a p t i o n < / P c t _ S m a l l _ B u s i n e s s _ P a y m e n t s _ C a p t i o n > - 
-         < P e r c e n t i l e _ 8 0 t h _ P a y m e n t _ T i m e > P e r c e n t i l e _ 8 0 t h _ P a y m e n t _ T i m e < / P e r c e n t i l e _ 8 0 t h _ P a y m e n t _ T i m e > - 
-         < P e r c e n t i l e _ 8 0 t h _ P a y m e n t _ T i m e _ C a p t i o n > P e r c e n t i l e _ 8 0 t h _ P a y m e n t _ T i m e _ C a p t i o n < / P e r c e n t i l e _ 8 0 t h _ P a y m e n t _ T i m e _ C a p t i o n > - 
-         < P e r c e n t i l e _ 9 5 t h _ P a y m e n t _ T i m e > P e r c e n t i l e _ 9 5 t h _ P a y m e n t _ T i m e < / P e r c e n t i l e _ 9 5 t h _ P a y m e n t _ T i m e > - 
-         < P e r c e n t i l e _ 9 5 t h _ P a y m e n t _ T i m e _ C a p t i o n > P e r c e n t i l e _ 9 5 t h _ P a y m e n t _ T i m e _ C a p t i o n < / P e r c e n t i l e _ 9 5 t h _ P a y m e n t _ T i m e _ C a p t i o n > - 
-         < S t a r t i n g _ D a t e > S t a r t i n g _ D a t e < / S t a r t i n g _ D a t e > - 
-         < S t a r t i n g _ D a t e _ C a p t i o n > S t a r t i n g _ D a t e _ C a p t i o n < / S t a r t i n g _ D a t e _ C a p t i o n > - 
-         < P a y m e n t P r a c t i c e L i n e > - 
-             < L i n e _ A v e r a g e _ A c t u a l _ P a y m e n t _ P e r i o d > L i n e _ A v e r a g e _ A c t u a l _ P a y m e n t _ P e r i o d < / L i n e _ A v e r a g e _ A c t u a l _ P a y m e n t _ P e r i o d > - 
-             < L i n e _ A v e r a g e _ A c t u a l _ P a y m e n t _ P e r i o d _ C a p t i o n > L i n e _ A v e r a g e _ A c t u a l _ P a y m e n t _ P e r i o d _ C a p t i o n < / L i n e _ A v e r a g e _ A c t u a l _ P a y m e n t _ P e r i o d _ C a p t i o n > - 
-             < L i n e _ A v e r a g e _ A g r e e d _ P a y m e n t _ P e r i o d > L i n e _ A v e r a g e _ A g r e e d _ P a y m e n t _ P e r i o d < / L i n e _ A v e r a g e _ A g r e e d _ P a y m e n t _ P e r i o d > - 
-             < L i n e _ A v e r a g e _ A g r e e d _ P a y m e n t _ P e r i o d _ C a p t i o n > L i n e _ A v e r a g e _ A g r e e d _ P a y m e n t _ P e r i o d _ C a p t i o n < / L i n e _ A v e r a g e _ A g r e e d _ P a y m e n t _ P e r i o d _ C a p t i o n > - 
-             < L i n e _ C o m p a n y _ S i z e _ C o d e > L i n e _ C o m p a n y _ S i z e _ C o d e < / L i n e _ C o m p a n y _ S i z e _ C o d e > - 
-             < L i n e _ C o m p a n y _ S i z e _ C o d e _ C a p t i o n > L i n e _ C o m p a n y _ S i z e _ C o d e _ C a p t i o n < / L i n e _ C o m p a n y _ S i z e _ C o d e _ C a p t i o n > - 
-             < L i n e _ P a y m e n t _ P e r i o d _ C o d e > L i n e _ P a y m e n t _ P e r i o d _ C o d e < / L i n e _ P a y m e n t _ P e r i o d _ C o d e > - 
-             < L i n e _ P a y m e n t _ P e r i o d _ C o d e _ C a p t i o n > L i n e _ P a y m e n t _ P e r i o d _ C o d e _ C a p t i o n < / L i n e _ P a y m e n t _ P e r i o d _ C o d e _ C a p t i o n > - 
-             < L i n e _ P a y m e n t _ P e r i o d _ D e s c r i p t i o n > L i n e _ P a y m e n t _ P e r i o d _ D e s c r i p t i o n < / L i n e _ P a y m e n t _ P e r i o d _ D e s c r i p t i o n > - 
-             < L i n e _ P a y m e n t _ P e r i o d _ D e s c r i p t i o n _ C a p t i o n > L i n e _ P a y m e n t _ P e r i o d _ D e s c r i p t i o n _ C a p t i o n < / L i n e _ P a y m e n t _ P e r i o d _ D e s c r i p t i o n _ C a p t i o n > - 
-             < L i n e _ P c t _ P a i d _ i n _ P e r i o d > L i n e _ P c t _ P a i d _ i n _ P e r i o d < / L i n e _ P c t _ P a i d _ i n _ P e r i o d > - 
-             < L i n e _ P c t _ P a i d _ i n _ P e r i o d _ C a p t i o n > L i n e _ P c t _ P a i d _ i n _ P e r i o d _ C a p t i o n < / L i n e _ P c t _ P a i d _ i n _ P e r i o d _ C a p t i o n > - 
-             < L i n e _ P c t _ P a i d _ i n _ P e r i o d _ _ A m o u n t _ > L i n e _ P c t _ P a i d _ i n _ P e r i o d _ _ A m o u n t _ < / L i n e _ P c t _ P a i d _ i n _ P e r i o d _ _ A m o u n t _ > - 
-             < L i n e _ P c t _ P a i d _ i n _ P e r i o d _ _ A m o u n t _ _ C a p t i o n > L i n e _ P c t _ P a i d _ i n _ P e r i o d _ _ A m o u n t _ _ C a p t i o n < / L i n e _ P c t _ P a i d _ i n _ P e r i o d _ _ A m o u n t _ _ C a p t i o n > - 
-             < L i n e _ P c t _ P a i d _ o n _ T i m e > L i n e _ P c t _ P a i d _ o n _ T i m e < / L i n e _ P c t _ P a i d _ o n _ T i m e > - 
-             < L i n e _ P c t _ P a i d _ o n _ T i m e _ C a p t i o n > L i n e _ P c t _ P a i d _ o n _ T i m e _ C a p t i o n < / L i n e _ P c t _ P a i d _ o n _ T i m e _ C a p t i o n > - 
-             < L i n e _ S o u r c e _ T y p e > L i n e _ S o u r c e _ T y p e < / L i n e _ S o u r c e _ T y p e > - 
-             < L i n e _ S o u r c e _ T y p e _ C a p t i o n > L i n e _ S o u r c e _ T y p e _ C a p t i o n < / L i n e _ S o u r c e _ T y p e _ C a p t i o n > - 
-         < / P a y m e n t P r a c t i c e L i n e > - 
-     < / P a y m e n t P r a c t i c e H e a d e r > - 
- < / N a v W o r d R e p o r t X m l P a r t > 
+<file path=customXml/item3.xml><?xml version="1.0" encoding="utf-8"?>
+<NavWordReportXmlPart xmlns="urn:microsoft-dynamics-nav/reports/Payment_Practice/685/">
+  <BCReportInformation>
+    <ReportMetadata>
+      <ExtensionId>Extension ID</ExtensionId>
+      <ExtensionName>Extension Name</ExtensionName>
+      <ExtensionPublisher>Extension Publisher</ExtensionPublisher>
+      <ExtensionVersion>Extension Version</ExtensionVersion>
+      <ReportId>Report ID</ReportId>
+      <ReportName>Report Name</ReportName>
+      <AboutThisReportTitle>About This Report Title</AboutThisReportTitle>
+      <AboutThisReportText>About This Report Text</AboutThisReportText>
+      <ReportHelpLink>Report Help Link</ReportHelpLink>
+      <ReportCaption>Report Caption</ReportCaption>
+    </ReportMetadata>
+    <ReportRequest>
+      <TenantEntraId>Tenant Entra Id</TenantEntraId>
+      <EnvironmentName>Environment Name</EnvironmentName>
+      <EnvironmentType>Environment Type</EnvironmentType>
+      <CompanyName>Company Name</CompanyName>
+      <CompanyDisplayName>Company Display Name</CompanyDisplayName>
+      <CompanyId>Company ID</CompanyId>
+      <UserName>User Name</UserName>
+      <DateAndTime>Date and Time</DateAndTime>
+      <Language>Language</Language>
+      <FormatRegion>Format Region</FormatRegion>
+      <DateTimeValues>
+        <Year>Year</Year>
+        <MonthNumber>Month Number</MonthNumber>
+        <DayNumber>Day Number</DayNumber>
+        <Hour>Hour</Hour>
+        <Minute>Minute</Minute>
+      </DateTimeValues>
+    </ReportRequest>
+    <CompanyMetadata>
+      <CompanyName>Company Name</CompanyName>
+      <CompanyDisplayName>Company Display Name</CompanyDisplayName>
+      <CompanyAddressLines>
+        <CompanyAddressLine1>Company Address Line 1</CompanyAddressLine1>
+        <CompanyAddressLine2>Company Address Line 2</CompanyAddressLine2>
+        <CompanyAddressLine3>Company Address Line 3</CompanyAddressLine3>
+        <CompanyAddressLine4>Company Address Line 4</CompanyAddressLine4>
+        <CompanyAddressLine5>Company Address Line 5</CompanyAddressLine5>
+        <CompanyAddressLine6>Company Address Line 6</CompanyAddressLine6>
+        <CompanyAddressLine7>Company Address Line 7</CompanyAddressLine7>
+        <CompanyAddressLine8>Company Address Line 8</CompanyAddressLine8>
+      </CompanyAddressLines>
+      <CompanyPhone>Company Phone</CompanyPhone>
+      <CompanyPhoneCaption>Company Phone Caption</CompanyPhoneCaption>
+      <CompanyFaxNo>Company Fax No.</CompanyFaxNo>
+      <CompanyFaxNoCaption>Company Fax No. Caption</CompanyFaxNoCaption>
+      <CompanyEmail>Company Email</CompanyEmail>
+      <CompanyEmailCaption>Company Email Caption</CompanyEmailCaption>
+      <CompanyHomePage>Company Home Page</CompanyHomePage>
+      <CompanyHomePageCaption>Company Home Page Caption</CompanyHomePageCaption>
+      <CompanyLogo>Company Logo</CompanyLogo>
+      <CompanyVATRegistrationNo>Company VAT Registration No.</CompanyVATRegistrationNo>
+      <CompanyVATRegistrationNoCaption>Company VAT Registration No. Caption</CompanyVATRegistrationNoCaption>
+      <CompanyRegistrationNo>Company Registration No.</CompanyRegistrationNo>
+      <CompanyRegistrationNoCaption>Company Registration No. Caption</CompanyRegistrationNoCaption>
+      <CompanyBankName>Company Bank Name</CompanyBankName>
+      <CompanyBankNameCaption>Company Bank Name Caption</CompanyBankNameCaption>
+      <CompanyBankAccountNo>Company Bank Account No.</CompanyBankAccountNo>
+      <CompanyBankAccountNoCaption>Company Bank Account No. Caption</CompanyBankAccountNoCaption>
+      <CompanyBankBranchNo>Company Bank Branch No.</CompanyBankBranchNo>
+      <CompanyBankBranchNoCaption>Company Bank Branch No. Caption</CompanyBankBranchNoCaption>
+      <CompanyIBAN>Company IBAN</CompanyIBAN>
+      <CompanyIBANCaption>Company IBAN Caption</CompanyIBANCaption>
+      <CompanyBankSWIFT>Company Bank SWIFT</CompanyBankSWIFT>
+      <CompanyBankSWIFTCaption>Company Bank SWIFT Caption</CompanyBankSWIFTCaption>
+      <CompanyGiroNo>Company Giro No.</CompanyGiroNo>
+      <CompanyGiroNoCaption>Company Giro No. Caption</CompanyGiroNoCaption>
+    </CompanyMetadata>
+  </BCReportInformation>
+  <PaymentPracticeHeader>
+    <Aggregation_Type>Aggregation_Type</Aggregation_Type>
+    <Aggregation_Type_Caption>Aggregation_Type_Caption</Aggregation_Type_Caption>
+    <Average_Actual_Payment_Period>Average_Actual_Payment_Period</Average_Actual_Payment_Period>
+    <Average_Actual_Payment_Period_Caption>Average_Actual_Payment_Period_Caption</Average_Actual_Payment_Period_Caption>
+    <Average_Agreed_Payment_Period>Average_Agreed_Payment_Period</Average_Agreed_Payment_Period>
+    <Average_Agreed_Payment_Period_Caption>Average_Agreed_Payment_Period_Caption</Average_Agreed_Payment_Period_Caption>
+    <Ending_Date>Ending_Date</Ending_Date>
+    <Ending_Date_Caption>Ending_Date_Caption</Ending_Date_Caption>
+    <Header_Caption>Header_Caption</Header_Caption>
+    <Header_No>Header_No</Header_No>
+    <Header_Type>Header_Type</Header_Type>
+    <Header_Type_Caption>Header_Type_Caption</Header_Type_Caption>
+    <Median_Payment_Time>Median_Payment_Time</Median_Payment_Time>
+    <Median_Payment_Time_Caption>Median_Payment_Time_Caption</Median_Payment_Time_Caption>
+    <Mode_Payment_Time>Mode_Payment_Time</Mode_Payment_Time>
+    <Mode_Payment_Time_Caption>Mode_Payment_Time_Caption</Mode_Payment_Time_Caption>
+    <Mode_Payment_Time_Max>Mode_Payment_Time_Max</Mode_Payment_Time_Max>
+    <Mode_Payment_Time_Max_Caption>Mode_Payment_Time_Max_Caption</Mode_Payment_Time_Max_Caption>
+    <Mode_Payment_Time_Min>Mode_Payment_Time_Min</Mode_Payment_Time_Min>
+    <Mode_Payment_Time_Min_Caption>Mode_Payment_Time_Min_Caption</Mode_Payment_Time_Min_Caption>
+    <Pct_Paid_on_Time>Pct_Paid_on_Time</Pct_Paid_on_Time>
+    <Pct_Paid_on_Time_Caption>Pct_Paid_on_Time_Caption</Pct_Paid_on_Time_Caption>
+    <Pct_Peppol_Enabled>Pct_Peppol_Enabled</Pct_Peppol_Enabled>
+    <Pct_Peppol_Enabled_Caption>Pct_Peppol_Enabled_Caption</Pct_Peppol_Enabled_Caption>
+    <Pct_Small_Business_Payments>Pct_Small_Business_Payments</Pct_Small_Business_Payments>
+    <Pct_Small_Business_Payments_Caption>Pct_Small_Business_Payments_Caption</Pct_Small_Business_Payments_Caption>
+    <Percentile_80th_Payment_Time>Percentile_80th_Payment_Time</Percentile_80th_Payment_Time>
+    <Percentile_80th_Payment_Time_Caption>Percentile_80th_Payment_Time_Caption</Percentile_80th_Payment_Time_Caption>
+    <Percentile_95th_Payment_Time>Percentile_95th_Payment_Time</Percentile_95th_Payment_Time>
+    <Percentile_95th_Payment_Time_Caption>Percentile_95th_Payment_Time_Caption</Percentile_95th_Payment_Time_Caption>
+    <Starting_Date>Starting_Date</Starting_Date>
+    <Starting_Date_Caption>Starting_Date_Caption</Starting_Date_Caption>
+    <PaymentPracticeLine>
+      <Line_Average_Actual_Payment_Period>Line_Average_Actual_Payment_Period</Line_Average_Actual_Payment_Period>
+      <Line_Average_Actual_Payment_Period_Caption>Line_Average_Actual_Payment_Period_Caption</Line_Average_Actual_Payment_Period_Caption>
+      <Line_Average_Agreed_Payment_Period>Line_Average_Agreed_Payment_Period</Line_Average_Agreed_Payment_Period>
+      <Line_Average_Agreed_Payment_Period_Caption>Line_Average_Agreed_Payment_Period_Caption</Line_Average_Agreed_Payment_Period_Caption>
+      <Line_Company_Size_Code>Line_Company_Size_Code</Line_Company_Size_Code>
+      <Line_Company_Size_Code_Caption>Line_Company_Size_Code_Caption</Line_Company_Size_Code_Caption>
+      <Line_Payment_Period_Code>Line_Payment_Period_Code</Line_Payment_Period_Code>
+      <Line_Payment_Period_Code_Caption>Line_Payment_Period_Code_Caption</Line_Payment_Period_Code_Caption>
+      <Line_Payment_Period_Description>Line_Payment_Period_Description</Line_Payment_Period_Description>
+      <Line_Payment_Period_Description_Caption>Line_Payment_Period_Description_Caption</Line_Payment_Period_Description_Caption>
+      <Line_Pct_Paid_in_Period>Line_Pct_Paid_in_Period</Line_Pct_Paid_in_Period>
+      <Line_Pct_Paid_in_Period_Caption>Line_Pct_Paid_in_Period_Caption</Line_Pct_Paid_in_Period_Caption>
+      <Line_Pct_Paid_in_Period__Amount_>Line_Pct_Paid_in_Period__Amount_</Line_Pct_Paid_in_Period__Amount_>
+      <Line_Pct_Paid_in_Period__Amount__Caption>Line_Pct_Paid_in_Period__Amount__Caption</Line_Pct_Paid_in_Period__Amount__Caption>
+      <Line_Pct_Paid_on_Time>Line_Pct_Paid_on_Time</Line_Pct_Paid_on_Time>
+      <Line_Pct_Paid_on_Time_Caption>Line_Pct_Paid_on_Time_Caption</Line_Pct_Paid_on_Time_Caption>
+      <Line_Source_Type>Line_Source_Type</Line_Source_Type>
+      <Line_Source_Type_Caption>Line_Source_Type_Caption</Line_Source_Type_Caption>
+    </PaymentPracticeLine>
+  </PaymentPracticeHeader>
+</NavWordReportXmlPart>
 </file>
 
 <file path=customXml/item4.xml>��< ? x m l   v e r s i o n = " 1 . 0 "   e n c o d i n g = " u t f - 1 6 " ? > 